--- a/en/files/assignments/Presentation_Guide.docx
+++ b/en/files/assignments/Presentation_Guide.docx
@@ -15,7 +15,7 @@
         <w:pStyle w:val="Subtitle"/>
       </w:pPr>
       <w:r>
-        <w:t>Foundations of Clinical Research: From Clinical Question to Publication</w:t>
+        <w:t>Foundations of Clinical Research — Level 1: From Clinical Question to Publication</w:t>
       </w:r>
     </w:p>
     <w:p>
@@ -2569,7 +2569,7 @@
         <w:color w:val="04242F"/>
         <w:sz w:val="16"/>
       </w:rPr>
-      <w:t>Foundations of Clinical Research  ·  Presentation guide</w:t>
+      <w:t>Foundations of Clinical Research — Level 1  ·  Presentation guide</w:t>
     </w:r>
     <w:r>
       <w:tab/>

--- a/en/files/assignments/Presentation_Guide.docx
+++ b/en/files/assignments/Presentation_Guide.docx
@@ -43,7 +43,7 @@
         <w:t>When:</w:t>
       </w:r>
       <w:r>
-        <w:t xml:space="preserve"> Session 8 (weekend 4, Sunday), the 45-minute presentation block after "Be the reviewer"</w:t>
+        <w:t xml:space="preserve"> Session 8 (Week 8, Saturday), the 45-minute presentation block after "Be the reviewer"</w:t>
       </w:r>
     </w:p>
     <w:p>
@@ -1544,7 +1544,7 @@
         <w:pStyle w:val="ListBullet"/>
       </w:pPr>
       <w:r>
-        <w:t xml:space="preserve">Send the file to the course lead the evening before Session 8 (see </w:t>
+        <w:t xml:space="preserve">Send the file to the course lead the day before Session 8 (see </w:t>
       </w:r>
       <w:r>
         <w:rPr>

--- a/en/files/assignments/Presentation_Guide.docx
+++ b/en/files/assignments/Presentation_Guide.docx
@@ -7,7 +7,7 @@
         <w:pStyle w:val="Title"/>
       </w:pPr>
       <w:r>
-        <w:t>Group Proposal Presentation — Guide</w:t>
+        <w:t>Group Proposal Presentation: Guide</w:t>
       </w:r>
     </w:p>
     <w:p>
@@ -15,7 +15,7 @@
         <w:pStyle w:val="Subtitle"/>
       </w:pPr>
       <w:r>
-        <w:t>Foundations of Clinical Research — Level 1: From Clinical Question to Publication</w:t>
+        <w:t>Foundations of Clinical Research · Level 1: From Clinical Question to Publication</w:t>
       </w:r>
     </w:p>
     <w:p>
@@ -26,13 +26,16 @@
         <w:t>Organisation:</w:t>
       </w:r>
       <w:r>
-        <w:t xml:space="preserve"> Neudata — </w:t>
+        <w:t xml:space="preserve"> Neudata (</w:t>
       </w:r>
       <w:r>
         <w:rPr>
           <w:i/>
         </w:rPr>
         <w:t>#ClearDataClearImpact</w:t>
+      </w:r>
+      <w:r>
+        <w:t>)</w:t>
       </w:r>
     </w:p>
     <w:p>
@@ -72,7 +75,7 @@
         <w:t>2 minutes</w:t>
       </w:r>
       <w:r>
-        <w:t xml:space="preserve"> of structured feedback; at the end of the block, a </w:t>
+        <w:t xml:space="preserve"> of structured feedback. At the end of the block, a </w:t>
       </w:r>
       <w:r>
         <w:rPr>
@@ -92,7 +95,7 @@
         <w:t>Content:</w:t>
       </w:r>
       <w:r>
-        <w:t xml:space="preserve"> Group product 1 (proposal, your own question) in the 6 minutes; Group product 2 (manuscript, course dataset) in the 1-minute pitch</w:t>
+        <w:t xml:space="preserve"> Group product 1 (proposal, your own question) in the 6 minutes. Group product 2 (manuscript, course dataset) in the 1-minute pitch</w:t>
       </w:r>
     </w:p>
     <w:p>
@@ -495,7 +498,7 @@
         <w:t>not</w:t>
       </w:r>
       <w:r>
-        <w:t xml:space="preserve"> part of the 6 minutes: keep the two products separate so that the proposal gets its full time and the rubric (criteria 12–16) applies to the proposal only.</w:t>
+        <w:t xml:space="preserve"> part of the 6 minutes. Keep the two products separate so that the proposal gets its full time and the rubric (criteria 12–16) applies to the proposal only.</w:t>
       </w:r>
     </w:p>
     <w:p>
@@ -1395,10 +1398,10 @@
         <w:rPr>
           <w:b/>
         </w:rPr>
-        <w:t>Pictures before words</w:t>
+        <w:t>Pictures before words.</w:t>
       </w:r>
       <w:r>
-        <w:t xml:space="preserve"> — a PICO table, a flow diagram and a timeline bar are clearer than paragraphs.</w:t>
+        <w:t xml:space="preserve"> A PICO table, a flow diagram and a timeline bar are clearer than paragraphs.</w:t>
       </w:r>
     </w:p>
     <w:p>
@@ -1426,7 +1429,7 @@
         <w:t>Be honest about weaknesses.</w:t>
       </w:r>
       <w:r>
-        <w:t xml:space="preserve"> Naming your main bias and limitation scores marks; hiding it loses them.</w:t>
+        <w:t xml:space="preserve"> Naming your main bias and limitation scores marks. Hiding it loses them.</w:t>
       </w:r>
     </w:p>
     <w:p>
@@ -1485,7 +1488,7 @@
         <w:t>with a timer</w:t>
       </w:r>
       <w:r>
-        <w:t>. Six minutes is short: most groups overrun on slide 2 — keep the background brief.</w:t>
+        <w:t>. Six minutes is short, and most groups overrun on slide 2. Keep the background brief.</w:t>
       </w:r>
     </w:p>
     <w:p>
@@ -1525,7 +1528,7 @@
         <w:pStyle w:val="ListBullet"/>
       </w:pPr>
       <w:r>
-        <w:t>Do not mix in the FLUID-ICU manuscript; it has its own minute at the end.</w:t>
+        <w:t>Do not mix in the FLUID-ICU manuscript. It has its own minute at the end.</w:t>
       </w:r>
     </w:p>
     <w:p>
@@ -1555,7 +1558,7 @@
         <w:t>Proposal_Brief.pdf</w:t>
       </w:r>
       <w:r>
-        <w:t>); bring a copy on a USB stick.</w:t>
+        <w:t>) and bring a copy on a USB stick.</w:t>
       </w:r>
     </w:p>
     <w:p>
@@ -1579,7 +1582,7 @@
         <w:pStyle w:val="Heading1"/>
       </w:pPr>
       <w:r>
-        <w:t>3. Timekeeping — coloured cards</w:t>
+        <w:t>3. Timekeeping: coloured cards</w:t>
       </w:r>
     </w:p>
     <w:p>
@@ -1601,9 +1604,9 @@
         <w:tblLook w:firstColumn="1" w:firstRow="1" w:lastColumn="0" w:lastRow="0" w:noHBand="0" w:noVBand="1" w:val="04A0"/>
       </w:tblPr>
       <w:tblGrid>
-        <w:gridCol w:w="1034"/>
-        <w:gridCol w:w="900"/>
-        <w:gridCol w:w="7476"/>
+        <w:gridCol w:w="1052"/>
+        <w:gridCol w:w="916"/>
+        <w:gridCol w:w="7442"/>
       </w:tblGrid>
       <w:tr>
         <w:trPr>
@@ -1612,7 +1615,7 @@
         </w:trPr>
         <w:tc>
           <w:tcPr>
-            <w:tcW w:type="dxa" w:w="1035"/>
+            <w:tcW w:type="dxa" w:w="1053"/>
             <w:tcBorders>
               <w:top w:val="single" w:sz="4" w:color="04242F"/>
               <w:left w:val="single" w:sz="4" w:color="04242F"/>
@@ -1638,7 +1641,7 @@
         </w:tc>
         <w:tc>
           <w:tcPr>
-            <w:tcW w:type="dxa" w:w="901"/>
+            <w:tcW w:type="dxa" w:w="916"/>
             <w:tcBorders>
               <w:top w:val="single" w:sz="4" w:color="04242F"/>
               <w:left w:val="single" w:sz="4" w:color="04242F"/>
@@ -1664,7 +1667,7 @@
         </w:tc>
         <w:tc>
           <w:tcPr>
-            <w:tcW w:type="dxa" w:w="7476"/>
+            <w:tcW w:type="dxa" w:w="7442"/>
             <w:tcBorders>
               <w:top w:val="single" w:sz="4" w:color="04242F"/>
               <w:left w:val="single" w:sz="4" w:color="04242F"/>
@@ -1695,7 +1698,7 @@
         </w:trPr>
         <w:tc>
           <w:tcPr>
-            <w:tcW w:type="dxa" w:w="1035"/>
+            <w:tcW w:type="dxa" w:w="1053"/>
             <w:tcBorders>
               <w:top w:val="single" w:sz="4" w:color="D5DDE1"/>
               <w:left w:val="single" w:sz="4" w:color="D5DDE1"/>
@@ -1719,7 +1722,7 @@
         </w:tc>
         <w:tc>
           <w:tcPr>
-            <w:tcW w:type="dxa" w:w="901"/>
+            <w:tcW w:type="dxa" w:w="916"/>
             <w:tcBorders>
               <w:top w:val="single" w:sz="4" w:color="D5DDE1"/>
               <w:left w:val="single" w:sz="4" w:color="D5DDE1"/>
@@ -1742,7 +1745,7 @@
         </w:tc>
         <w:tc>
           <w:tcPr>
-            <w:tcW w:type="dxa" w:w="7476"/>
+            <w:tcW w:type="dxa" w:w="7442"/>
             <w:tcBorders>
               <w:top w:val="single" w:sz="4" w:color="D5DDE1"/>
               <w:left w:val="single" w:sz="4" w:color="D5DDE1"/>
@@ -1759,7 +1762,7 @@
               <w:rPr>
                 <w:sz w:val="19"/>
               </w:rPr>
-              <w:t>2 minutes left — you should be on slide 5.</w:t>
+              <w:t>2 minutes left. You should be on slide 5.</w:t>
             </w:r>
           </w:p>
         </w:tc>
@@ -1770,7 +1773,7 @@
         </w:trPr>
         <w:tc>
           <w:tcPr>
-            <w:tcW w:type="dxa" w:w="1035"/>
+            <w:tcW w:type="dxa" w:w="1053"/>
             <w:tcBorders>
               <w:top w:val="single" w:sz="4" w:color="D5DDE1"/>
               <w:left w:val="single" w:sz="4" w:color="D5DDE1"/>
@@ -1795,7 +1798,7 @@
         </w:tc>
         <w:tc>
           <w:tcPr>
-            <w:tcW w:type="dxa" w:w="901"/>
+            <w:tcW w:type="dxa" w:w="916"/>
             <w:tcBorders>
               <w:top w:val="single" w:sz="4" w:color="D5DDE1"/>
               <w:left w:val="single" w:sz="4" w:color="D5DDE1"/>
@@ -1819,7 +1822,7 @@
         </w:tc>
         <w:tc>
           <w:tcPr>
-            <w:tcW w:type="dxa" w:w="7476"/>
+            <w:tcW w:type="dxa" w:w="7442"/>
             <w:tcBorders>
               <w:top w:val="single" w:sz="4" w:color="D5DDE1"/>
               <w:left w:val="single" w:sz="4" w:color="D5DDE1"/>
@@ -1837,7 +1840,7 @@
               <w:rPr>
                 <w:sz w:val="19"/>
               </w:rPr>
-              <w:t>1 minute left — move to your final slide.</w:t>
+              <w:t>1 minute left. Move to your final slide.</w:t>
             </w:r>
           </w:p>
         </w:tc>
@@ -1848,7 +1851,7 @@
         </w:trPr>
         <w:tc>
           <w:tcPr>
-            <w:tcW w:type="dxa" w:w="1035"/>
+            <w:tcW w:type="dxa" w:w="1053"/>
             <w:tcBorders>
               <w:top w:val="single" w:sz="4" w:color="D5DDE1"/>
               <w:left w:val="single" w:sz="4" w:color="D5DDE1"/>
@@ -1871,7 +1874,7 @@
         </w:tc>
         <w:tc>
           <w:tcPr>
-            <w:tcW w:type="dxa" w:w="901"/>
+            <w:tcW w:type="dxa" w:w="916"/>
             <w:tcBorders>
               <w:top w:val="single" w:sz="4" w:color="D5DDE1"/>
               <w:left w:val="single" w:sz="4" w:color="D5DDE1"/>
@@ -1893,7 +1896,7 @@
         </w:tc>
         <w:tc>
           <w:tcPr>
-            <w:tcW w:type="dxa" w:w="7476"/>
+            <w:tcW w:type="dxa" w:w="7442"/>
             <w:tcBorders>
               <w:top w:val="single" w:sz="4" w:color="D5DDE1"/>
               <w:left w:val="single" w:sz="4" w:color="D5DDE1"/>
@@ -1909,7 +1912,7 @@
               <w:rPr>
                 <w:sz w:val="19"/>
               </w:rPr>
-              <w:t>Time is up — finish your sentence and stop.</w:t>
+              <w:t>Time is up. Finish your sentence and stop.</w:t>
             </w:r>
           </w:p>
         </w:tc>
@@ -1931,7 +1934,7 @@
         <w:t>6:30</w:t>
       </w:r>
       <w:r>
-        <w:t xml:space="preserve"> the chair stops the presentation politely, even mid-slide. Keeping to time is part of the rubric and protects the feedback time of every group — the whole block has no spare minutes.</w:t>
+        <w:t xml:space="preserve"> the chair stops the presentation politely, even mid-slide. Keeping to time is part of the rubric and protects the feedback time of every group, because the whole block has no spare minutes.</w:t>
       </w:r>
     </w:p>
     <w:p>
@@ -2336,7 +2339,7 @@
         <w:t>Good feedback is…</w:t>
       </w:r>
       <w:r>
-        <w:t xml:space="preserve"> specific ("your exclusion criteria would remove most elderly patients") rather than general ("good job"); about the proposal, not the people; and actionable ("add the time point to your primary outcome").</w:t>
+        <w:t xml:space="preserve"> specific ("your exclusion criteria would remove most elderly patients") rather than general ("good job"), about the proposal rather than the people, and actionable ("add the time point to your primary outcome").</w:t>
       </w:r>
     </w:p>
     <w:p>
@@ -2367,7 +2370,7 @@
         <w:t>one minute</w:t>
       </w:r>
       <w:r>
-        <w:t xml:space="preserve"> — no new slides needed; the course lead shows one slide per group with the group number and question number, or the group shows its Table 1 or main figure.</w:t>
+        <w:t>. No new slides are needed: the course lead shows one slide per group with the group number and question number, or the group shows its Table 1 or main figure.</w:t>
       </w:r>
     </w:p>
     <w:p>
@@ -2569,7 +2572,7 @@
         <w:color w:val="04242F"/>
         <w:sz w:val="16"/>
       </w:rPr>
-      <w:t>Foundations of Clinical Research — Level 1  ·  Presentation guide</w:t>
+      <w:t>Foundations of Clinical Research · Level 1  ·  Presentation guide</w:t>
     </w:r>
     <w:r>
       <w:tab/>

--- a/en/files/assignments/Presentation_Guide.docx
+++ b/en/files/assignments/Presentation_Guide.docx
@@ -7,7 +7,7 @@
         <w:pStyle w:val="Title"/>
       </w:pPr>
       <w:r>
-        <w:t>Group Proposal Presentation: Guide</w:t>
+        <w:t>Proposal Presentation: Guide</w:t>
       </w:r>
     </w:p>
     <w:p>
@@ -46,7 +46,27 @@
         <w:t>When:</w:t>
       </w:r>
       <w:r>
-        <w:t xml:space="preserve"> Session 8 (Week 8, Saturday), the 45-minute presentation block after "Be the reviewer"</w:t>
+        <w:t xml:space="preserve"> Session 8 (Week 8, Saturday, online, 19:30 to 22:30), the 45-minute presentation block after "Be the reviewer"</w:t>
+      </w:r>
+    </w:p>
+    <w:p>
+      <w:r>
+        <w:rPr>
+          <w:b/>
+        </w:rPr>
+        <w:t>Who presents:</w:t>
+      </w:r>
+      <w:r>
+        <w:t xml:space="preserve"> about 5 volunteers. </w:t>
+      </w:r>
+      <w:r>
+        <w:rPr>
+          <w:b/>
+        </w:rPr>
+        <w:t>Everyone</w:t>
+      </w:r>
+      <w:r>
+        <w:t xml:space="preserve"> prepares and submits the 6 slides, whether they present or not.</w:t>
       </w:r>
     </w:p>
     <w:p>
@@ -66,7 +86,7 @@
         <w:t>6 minutes, 6 slides</w:t>
       </w:r>
       <w:r>
-        <w:t xml:space="preserve"> on your research proposal and publication plan, then </w:t>
+        <w:t xml:space="preserve"> on your own research proposal and publication plan, shared on your screen, then </w:t>
       </w:r>
       <w:r>
         <w:rPr>
@@ -75,16 +95,7 @@
         <w:t>2 minutes</w:t>
       </w:r>
       <w:r>
-        <w:t xml:space="preserve"> of structured feedback. At the end of the block, a </w:t>
-      </w:r>
-      <w:r>
-        <w:rPr>
-          <w:b/>
-        </w:rPr>
-        <w:t>1-minute manuscript pitch</w:t>
-      </w:r>
-      <w:r>
-        <w:t xml:space="preserve"> per group</w:t>
+        <w:t xml:space="preserve"> of feedback</w:t>
       </w:r>
     </w:p>
     <w:p>
@@ -95,7 +106,7 @@
         <w:t>Content:</w:t>
       </w:r>
       <w:r>
-        <w:t xml:space="preserve"> Group product 1 (proposal, your own question) in the 6 minutes. Group product 2 (manuscript, course dataset) in the 1-minute pitch</w:t>
+        <w:t xml:space="preserve"> your research proposal (individual product 1, your own question). The FLUID-ICU manuscript is not presented.</w:t>
       </w:r>
     </w:p>
     <w:p>
@@ -117,7 +128,7 @@
         <w:t>Proposal_Rubric.pdf</w:t>
       </w:r>
       <w:r>
-        <w:t xml:space="preserve"> (criteria 12–16)</w:t>
+        <w:t xml:space="preserve"> (criteria 12 to 16), for presenters only. Non-presenters are scored on the written proposal, scaled to 100.</w:t>
       </w:r>
     </w:p>
     <w:p>
@@ -143,8 +154,8 @@
       </w:tblPr>
       <w:tblGrid>
         <w:gridCol w:w="1729"/>
-        <w:gridCol w:w="2089"/>
-        <w:gridCol w:w="5593"/>
+        <w:gridCol w:w="1389"/>
+        <w:gridCol w:w="6293"/>
       </w:tblGrid>
       <w:tr>
         <w:trPr>
@@ -179,7 +190,7 @@
         </w:tc>
         <w:tc>
           <w:tcPr>
-            <w:tcW w:type="dxa" w:w="2089"/>
+            <w:tcW w:type="dxa" w:w="1389"/>
             <w:tcBorders>
               <w:top w:val="single" w:sz="4" w:color="04242F"/>
               <w:left w:val="single" w:sz="4" w:color="04242F"/>
@@ -205,7 +216,7 @@
         </w:tc>
         <w:tc>
           <w:tcPr>
-            <w:tcW w:type="dxa" w:w="5593"/>
+            <w:tcW w:type="dxa" w:w="6293"/>
             <w:tcBorders>
               <w:top w:val="single" w:sz="4" w:color="04242F"/>
               <w:left w:val="single" w:sz="4" w:color="04242F"/>
@@ -253,13 +264,13 @@
               <w:rPr>
                 <w:sz w:val="19"/>
               </w:rPr>
-              <w:t>Group presentations</w:t>
+              <w:t>Volunteer presentations</w:t>
             </w:r>
           </w:p>
         </w:tc>
         <w:tc>
           <w:tcPr>
-            <w:tcW w:type="dxa" w:w="2089"/>
+            <w:tcW w:type="dxa" w:w="1389"/>
             <w:tcBorders>
               <w:top w:val="single" w:sz="4" w:color="D5DDE1"/>
               <w:left w:val="single" w:sz="4" w:color="D5DDE1"/>
@@ -276,7 +287,7 @@
               <w:rPr>
                 <w:sz w:val="19"/>
               </w:rPr>
-              <w:t xml:space="preserve">5 groups × (6 min + 2 min feedback) = </w:t>
+              <w:t xml:space="preserve">5 presenters × (6 min + 2 min feedback) = </w:t>
             </w:r>
             <w:r>
               <w:rPr>
@@ -289,7 +300,7 @@
         </w:tc>
         <w:tc>
           <w:tcPr>
-            <w:tcW w:type="dxa" w:w="5593"/>
+            <w:tcW w:type="dxa" w:w="6293"/>
             <w:tcBorders>
               <w:top w:val="single" w:sz="4" w:color="D5DDE1"/>
               <w:left w:val="single" w:sz="4" w:color="D5DDE1"/>
@@ -306,7 +317,7 @@
               <w:rPr>
                 <w:sz w:val="19"/>
               </w:rPr>
-              <w:t>Proposal and publication plan on your own question (sections 1–4 below)</w:t>
+              <w:t>Proposal and publication plan on the presenter's own question (sections 1 to 4 below)</w:t>
             </w:r>
           </w:p>
         </w:tc>
@@ -335,13 +346,38 @@
               <w:rPr>
                 <w:sz w:val="19"/>
               </w:rPr>
-              <w:t>Manuscript round</w:t>
+              <w:t>Closing round</w:t>
             </w:r>
           </w:p>
         </w:tc>
         <w:tc>
           <w:tcPr>
-            <w:tcW w:type="dxa" w:w="2089"/>
+            <w:tcW w:type="dxa" w:w="1389"/>
+            <w:tcBorders>
+              <w:top w:val="single" w:sz="4" w:color="D5DDE1"/>
+              <w:left w:val="single" w:sz="4" w:color="D5DDE1"/>
+              <w:bottom w:val="single" w:sz="4" w:color="D5DDE1"/>
+              <w:right w:val="single" w:sz="4" w:color="D5DDE1"/>
+            </w:tcBorders>
+            <w:shd w:val="clear" w:color="auto" w:fill="F5F9FA"/>
+          </w:tcPr>
+          <w:p>
+            <w:pPr>
+              <w:keepNext/>
+              <w:spacing w:after="0"/>
+            </w:pPr>
+            <w:r>
+              <w:rPr>
+                <w:b/>
+                <w:sz w:val="19"/>
+              </w:rPr>
+              <w:t>5 min</w:t>
+            </w:r>
+          </w:p>
+        </w:tc>
+        <w:tc>
+          <w:tcPr>
+            <w:tcW w:type="dxa" w:w="6293"/>
             <w:tcBorders>
               <w:top w:val="single" w:sz="4" w:color="D5DDE1"/>
               <w:left w:val="single" w:sz="4" w:color="D5DDE1"/>
@@ -359,51 +395,7 @@
               <w:rPr>
                 <w:sz w:val="19"/>
               </w:rPr>
-              <w:t xml:space="preserve">5 groups × </w:t>
-            </w:r>
-            <w:r>
-              <w:rPr>
-                <w:b/>
-                <w:sz w:val="19"/>
-              </w:rPr>
-              <w:t>1 min</w:t>
-            </w:r>
-            <w:r>
-              <w:rPr>
-                <w:sz w:val="19"/>
-              </w:rPr>
-              <w:t xml:space="preserve"> = </w:t>
-            </w:r>
-            <w:r>
-              <w:rPr>
-                <w:b/>
-                <w:sz w:val="19"/>
-              </w:rPr>
-              <w:t>5 min</w:t>
-            </w:r>
-          </w:p>
-        </w:tc>
-        <w:tc>
-          <w:tcPr>
-            <w:tcW w:type="dxa" w:w="5593"/>
-            <w:tcBorders>
-              <w:top w:val="single" w:sz="4" w:color="D5DDE1"/>
-              <w:left w:val="single" w:sz="4" w:color="D5DDE1"/>
-              <w:bottom w:val="single" w:sz="4" w:color="D5DDE1"/>
-              <w:right w:val="single" w:sz="4" w:color="D5DDE1"/>
-            </w:tcBorders>
-            <w:shd w:val="clear" w:color="auto" w:fill="F5F9FA"/>
-          </w:tcPr>
-          <w:p>
-            <w:pPr>
-              <w:keepNext/>
-              <w:spacing w:after="0"/>
-            </w:pPr>
-            <w:r>
-              <w:rPr>
-                <w:sz w:val="19"/>
-              </w:rPr>
-              <w:t>Each group's manuscript pitch on its FLUID-ICU question (section 5 below)</w:t>
+              <w:t>The instructor sums up common strengths and common problems seen in the submitted proposals and slides, and reminds everyone of the manuscript and peer-review deadlines</w:t>
             </w:r>
           </w:p>
         </w:tc>
@@ -437,7 +429,7 @@
         </w:tc>
         <w:tc>
           <w:tcPr>
-            <w:tcW w:type="dxa" w:w="2089"/>
+            <w:tcW w:type="dxa" w:w="1389"/>
             <w:tcBorders>
               <w:top w:val="single" w:sz="4" w:color="D5DDE1"/>
               <w:left w:val="single" w:sz="4" w:color="D5DDE1"/>
@@ -460,7 +452,7 @@
         </w:tc>
         <w:tc>
           <w:tcPr>
-            <w:tcW w:type="dxa" w:w="5593"/>
+            <w:tcW w:type="dxa" w:w="6293"/>
             <w:tcBorders>
               <w:top w:val="single" w:sz="4" w:color="D5DDE1"/>
               <w:left w:val="single" w:sz="4" w:color="D5DDE1"/>
@@ -489,29 +481,24 @@
     </w:p>
     <w:p>
       <w:r>
-        <w:t xml:space="preserve">The manuscript is </w:t>
-      </w:r>
-      <w:r>
         <w:rPr>
           <w:b/>
         </w:rPr>
-        <w:t>not</w:t>
+        <w:t>Choosing presenters. Volunteers tell the course lead by the Wednesday before Session 8. If more than 5 volunteer, the course lead picks 5 that show a range of designs and professions and lets the others know. If fewer volunteer, the instructor may invite participants whose proposals would be useful for the class to see.</w:t>
       </w:r>
-      <w:r>
-        <w:t xml:space="preserve"> part of the 6 minutes. Keep the two products separate so that the proposal gets its full time and the rubric (criteria 12–16) applies to the proposal only.</w:t>
-      </w:r>
+      <w:r/>
     </w:p>
     <w:p>
       <w:pPr>
         <w:pStyle w:val="Heading1"/>
       </w:pPr>
       <w:r>
-        <w:t>1. The six slides</w:t>
+        <w:t>1. The six slides (everyone)</w:t>
       </w:r>
     </w:p>
     <w:p>
       <w:r>
-        <w:t>One slide ≈ one minute. Slide 1 is quick, which leaves a little extra time for slides 3 and 4.</w:t>
+        <w:t>One slide is about one minute. Slide 1 is quick, which leaves a little extra time for slides 3 and 4.</w:t>
       </w:r>
     </w:p>
     <w:tbl>
@@ -691,7 +678,7 @@
                 <w:b/>
                 <w:sz w:val="19"/>
               </w:rPr>
-              <w:t>Title &amp; team</w:t>
+              <w:t>Title &amp; presenter</w:t>
             </w:r>
           </w:p>
         </w:tc>
@@ -714,7 +701,7 @@
               <w:rPr>
                 <w:sz w:val="19"/>
               </w:rPr>
-              <w:t>Working title; group number; names, professions and roles; one photo or icon of the clinical problem (optional).</w:t>
+              <w:t>Working title; your name, profession and department; one photo or icon of the clinical problem (optional).</w:t>
             </w:r>
           </w:p>
         </w:tc>
@@ -916,7 +903,7 @@
               <w:rPr>
                 <w:sz w:val="19"/>
               </w:rPr>
-              <w:t>Design and why; setting; key inclusion/exclusion criteria; a simple flow picture (eligible → enrolled → groups → outcome); the main bias and how you reduce it.</w:t>
+              <w:t>Design and why; setting; key inclusion/exclusion criteria; a simple flow picture (eligible, enrolled, groups compared, outcome); the main bias and how you reduce it.</w:t>
             </w:r>
           </w:p>
         </w:tc>
@@ -1018,7 +1005,7 @@
               <w:rPr>
                 <w:sz w:val="19"/>
               </w:rPr>
-              <w:t>Primary outcome (how and when measured); 4–6 key variables with types; how data are captured and checked; sample size statement; which summary and which test or model; how you will handle missing data.</w:t>
+              <w:t>Primary outcome (how and when measured); 4 to 6 key variables with types; how data are captured and checked; sample size statement; which summary and which test or model; how you will handle missing data.</w:t>
             </w:r>
           </w:p>
         </w:tc>
@@ -1220,7 +1207,7 @@
               <w:rPr>
                 <w:sz w:val="19"/>
               </w:rPr>
-              <w:t>Target journal and the reporting guideline you will follow; working title; authors with their CRediT roles; one line of the abstract skeleton (e.g. the Conclusion you would write for each possible result); what will change for patients or the unit.</w:t>
+              <w:t>Target journal and the reporting guideline you will follow; working title; planned authors (roles are enough) with their CRediT roles; one line of the abstract skeleton (e.g. the Conclusion you would write for each possible result); what will change for patients or the department.</w:t>
             </w:r>
           </w:p>
         </w:tc>
@@ -1340,7 +1327,18 @@
     </w:p>
     <w:p>
       <w:r>
-        <w:t>Use the course slide template if one is provided, or any plain template with a light background and dark text.</w:t>
+        <w:t xml:space="preserve">Use the course slide template if one is provided, or any plain template with a light background and dark text. Submit the slides with your written proposal (see </w:t>
+      </w:r>
+      <w:r>
+        <w:rPr>
+          <w:rFonts w:ascii="Consolas" w:hAnsi="Consolas" w:cs="Consolas" w:eastAsia="Consolas"/>
+          <w:color w:val="0B376C"/>
+          <w:sz w:val="19"/>
+        </w:rPr>
+        <w:t>Proposal_Brief.pdf</w:t>
+      </w:r>
+      <w:r>
+        <w:t>).</w:t>
       </w:r>
     </w:p>
     <w:p>
@@ -1387,7 +1385,7 @@
         <w:t>Maximum ~6 short lines</w:t>
       </w:r>
       <w:r>
-        <w:t xml:space="preserve"> per slide, at least 24-point font. If you need to read it, the audience cannot.</w:t>
+        <w:t xml:space="preserve"> per slide, at least 24-point font. Many people watch on a laptop or phone: if you need to read it, they cannot.</w:t>
       </w:r>
     </w:p>
     <w:p>
@@ -1471,7 +1469,7 @@
         <w:rPr>
           <w:b/>
         </w:rPr>
-        <w:t>Delivery</w:t>
+        <w:t>Delivery (online)</w:t>
       </w:r>
     </w:p>
     <w:p>
@@ -1488,7 +1486,7 @@
         <w:t>with a timer</w:t>
       </w:r>
       <w:r>
-        <w:t>. Six minutes is short, and most groups overrun on slide 2. Keep the background brief.</w:t>
+        <w:t>. Six minutes is short, and most presenters overrun on slide 2. Keep the background brief.</w:t>
       </w:r>
     </w:p>
     <w:p>
@@ -1496,15 +1494,7 @@
         <w:pStyle w:val="ListBullet"/>
       </w:pPr>
       <w:r>
-        <w:t>Speak to the room, not to the screen. Point to the one thing on the slide that matters.</w:t>
-      </w:r>
-    </w:p>
-    <w:p>
-      <w:pPr>
-        <w:pStyle w:val="ListBullet"/>
-      </w:pPr>
-      <w:r>
-        <w:t>If several members present, plan the hand-overs ("Now our methods lead will explain how we will collect the data").</w:t>
+        <w:t>Look at the camera, not only at your slides. Point to the one thing on the slide that matters (use the cursor or the annotation tool).</w:t>
       </w:r>
     </w:p>
     <w:p>
@@ -1525,14 +1515,6 @@
     </w:p>
     <w:p>
       <w:pPr>
-        <w:pStyle w:val="ListBullet"/>
-      </w:pPr>
-      <w:r>
-        <w:t>Do not mix in the FLUID-ICU manuscript. It has its own minute at the end.</w:t>
-      </w:r>
-    </w:p>
-    <w:p>
-      <w:pPr>
         <w:keepNext/>
       </w:pPr>
       <w:r>
@@ -1547,7 +1529,7 @@
         <w:pStyle w:val="ListBullet"/>
       </w:pPr>
       <w:r>
-        <w:t xml:space="preserve">Send the file to the course lead the day before Session 8 (see </w:t>
+        <w:t xml:space="preserve">Send the file to the course lead before Session 8 (see </w:t>
       </w:r>
       <w:r>
         <w:rPr>
@@ -1558,7 +1540,7 @@
         <w:t>Proposal_Brief.pdf</w:t>
       </w:r>
       <w:r>
-        <w:t>) and bring a copy on a USB stick.</w:t>
+        <w:t>). The course lead keeps a copy and can share it for you if your connection fails.</w:t>
       </w:r>
     </w:p>
     <w:p>
@@ -1566,7 +1548,7 @@
         <w:pStyle w:val="ListBullet"/>
       </w:pPr>
       <w:r>
-        <w:t>Do not embed videos or rely on internet access.</w:t>
+        <w:t>Join 10 minutes early on the day to test screen sharing, microphone and camera. Use a headset if you can, and a quiet room.</w:t>
       </w:r>
     </w:p>
     <w:p>
@@ -1574,7 +1556,15 @@
         <w:pStyle w:val="ListBullet"/>
       </w:pPr>
       <w:r>
-        <w:t>Check that tables and the Gantt chart are readable from the back of the room.</w:t>
+        <w:t>Do not embed videos. Close other programs and notifications before you share your screen.</w:t>
+      </w:r>
+    </w:p>
+    <w:p>
+      <w:pPr>
+        <w:pStyle w:val="ListBullet"/>
+      </w:pPr>
+      <w:r>
+        <w:t>Check that tables and the Gantt chart are readable on a laptop screen.</w:t>
       </w:r>
     </w:p>
     <w:p>
@@ -1582,12 +1572,12 @@
         <w:pStyle w:val="Heading1"/>
       </w:pPr>
       <w:r>
-        <w:t>3. Timekeeping: coloured cards</w:t>
+        <w:t>3. Timekeeping</w:t>
       </w:r>
     </w:p>
     <w:p>
       <w:r>
-        <w:t>A timekeeper (an instructor or a member of another group) sits in the front row with three cards and a timer.</w:t>
+        <w:t>The instructor (or a co-instructor) keeps time and posts short time signals in the chat (and says them aloud if needed).</w:t>
       </w:r>
     </w:p>
     <w:tbl>
@@ -1604,9 +1594,9 @@
         <w:tblLook w:firstColumn="1" w:firstRow="1" w:lastColumn="0" w:lastRow="0" w:noHBand="0" w:noVBand="1" w:val="04A0"/>
       </w:tblPr>
       <w:tblGrid>
-        <w:gridCol w:w="1052"/>
-        <w:gridCol w:w="916"/>
-        <w:gridCol w:w="7442"/>
+        <w:gridCol w:w="1383"/>
+        <w:gridCol w:w="935"/>
+        <w:gridCol w:w="7093"/>
       </w:tblGrid>
       <w:tr>
         <w:trPr>
@@ -1615,7 +1605,7 @@
         </w:trPr>
         <w:tc>
           <w:tcPr>
-            <w:tcW w:type="dxa" w:w="1053"/>
+            <w:tcW w:type="dxa" w:w="1383"/>
             <w:tcBorders>
               <w:top w:val="single" w:sz="4" w:color="04242F"/>
               <w:left w:val="single" w:sz="4" w:color="04242F"/>
@@ -1635,13 +1625,13 @@
                 <w:color w:val="FFFFFF"/>
                 <w:sz w:val="19"/>
               </w:rPr>
-              <w:t>Card</w:t>
+              <w:t>Signal</w:t>
             </w:r>
           </w:p>
         </w:tc>
         <w:tc>
           <w:tcPr>
-            <w:tcW w:type="dxa" w:w="916"/>
+            <w:tcW w:type="dxa" w:w="935"/>
             <w:tcBorders>
               <w:top w:val="single" w:sz="4" w:color="04242F"/>
               <w:left w:val="single" w:sz="4" w:color="04242F"/>
@@ -1661,13 +1651,13 @@
                 <w:color w:val="FFFFFF"/>
                 <w:sz w:val="19"/>
               </w:rPr>
-              <w:t>Shown at</w:t>
+              <w:t>Posted at</w:t>
             </w:r>
           </w:p>
         </w:tc>
         <w:tc>
           <w:tcPr>
-            <w:tcW w:type="dxa" w:w="7442"/>
+            <w:tcW w:type="dxa" w:w="7093"/>
             <w:tcBorders>
               <w:top w:val="single" w:sz="4" w:color="04242F"/>
               <w:left w:val="single" w:sz="4" w:color="04242F"/>
@@ -1698,7 +1688,7 @@
         </w:trPr>
         <w:tc>
           <w:tcPr>
-            <w:tcW w:type="dxa" w:w="1053"/>
+            <w:tcW w:type="dxa" w:w="1383"/>
             <w:tcBorders>
               <w:top w:val="single" w:sz="4" w:color="D5DDE1"/>
               <w:left w:val="single" w:sz="4" w:color="D5DDE1"/>
@@ -1716,13 +1706,13 @@
                 <w:b/>
                 <w:sz w:val="19"/>
               </w:rPr>
-              <w:t>Green</w:t>
+              <w:t>"2 min"</w:t>
             </w:r>
           </w:p>
         </w:tc>
         <w:tc>
           <w:tcPr>
-            <w:tcW w:type="dxa" w:w="916"/>
+            <w:tcW w:type="dxa" w:w="935"/>
             <w:tcBorders>
               <w:top w:val="single" w:sz="4" w:color="D5DDE1"/>
               <w:left w:val="single" w:sz="4" w:color="D5DDE1"/>
@@ -1745,7 +1735,7 @@
         </w:tc>
         <w:tc>
           <w:tcPr>
-            <w:tcW w:type="dxa" w:w="7442"/>
+            <w:tcW w:type="dxa" w:w="7093"/>
             <w:tcBorders>
               <w:top w:val="single" w:sz="4" w:color="D5DDE1"/>
               <w:left w:val="single" w:sz="4" w:color="D5DDE1"/>
@@ -1773,7 +1763,7 @@
         </w:trPr>
         <w:tc>
           <w:tcPr>
-            <w:tcW w:type="dxa" w:w="1053"/>
+            <w:tcW w:type="dxa" w:w="1383"/>
             <w:tcBorders>
               <w:top w:val="single" w:sz="4" w:color="D5DDE1"/>
               <w:left w:val="single" w:sz="4" w:color="D5DDE1"/>
@@ -1792,13 +1782,13 @@
                 <w:b/>
                 <w:sz w:val="19"/>
               </w:rPr>
-              <w:t>Yellow</w:t>
+              <w:t>"1 min"</w:t>
             </w:r>
           </w:p>
         </w:tc>
         <w:tc>
           <w:tcPr>
-            <w:tcW w:type="dxa" w:w="916"/>
+            <w:tcW w:type="dxa" w:w="935"/>
             <w:tcBorders>
               <w:top w:val="single" w:sz="4" w:color="D5DDE1"/>
               <w:left w:val="single" w:sz="4" w:color="D5DDE1"/>
@@ -1822,7 +1812,7 @@
         </w:tc>
         <w:tc>
           <w:tcPr>
-            <w:tcW w:type="dxa" w:w="7442"/>
+            <w:tcW w:type="dxa" w:w="7093"/>
             <w:tcBorders>
               <w:top w:val="single" w:sz="4" w:color="D5DDE1"/>
               <w:left w:val="single" w:sz="4" w:color="D5DDE1"/>
@@ -1851,7 +1841,7 @@
         </w:trPr>
         <w:tc>
           <w:tcPr>
-            <w:tcW w:type="dxa" w:w="1053"/>
+            <w:tcW w:type="dxa" w:w="1383"/>
             <w:tcBorders>
               <w:top w:val="single" w:sz="4" w:color="D5DDE1"/>
               <w:left w:val="single" w:sz="4" w:color="D5DDE1"/>
@@ -1868,13 +1858,13 @@
                 <w:b/>
                 <w:sz w:val="19"/>
               </w:rPr>
-              <w:t>Red</w:t>
+              <w:t>"Time"</w:t>
             </w:r>
           </w:p>
         </w:tc>
         <w:tc>
           <w:tcPr>
-            <w:tcW w:type="dxa" w:w="916"/>
+            <w:tcW w:type="dxa" w:w="935"/>
             <w:tcBorders>
               <w:top w:val="single" w:sz="4" w:color="D5DDE1"/>
               <w:left w:val="single" w:sz="4" w:color="D5DDE1"/>
@@ -1896,7 +1886,7 @@
         </w:tc>
         <w:tc>
           <w:tcPr>
-            <w:tcW w:type="dxa" w:w="7442"/>
+            <w:tcW w:type="dxa" w:w="7093"/>
             <w:tcBorders>
               <w:top w:val="single" w:sz="4" w:color="D5DDE1"/>
               <w:left w:val="single" w:sz="4" w:color="D5DDE1"/>
@@ -1934,7 +1924,7 @@
         <w:t>6:30</w:t>
       </w:r>
       <w:r>
-        <w:t xml:space="preserve"> the chair stops the presentation politely, even mid-slide. Keeping to time is part of the rubric and protects the feedback time of every group, because the whole block has no spare minutes.</w:t>
+        <w:t xml:space="preserve"> the chair stops the presentation politely, even mid-slide. Keeping to time is part of the rubric and protects the feedback time of every presenter, because the whole block has no spare minutes.</w:t>
       </w:r>
     </w:p>
     <w:p>
@@ -1947,7 +1937,7 @@
     </w:p>
     <w:p>
       <w:r>
-        <w:t>Feedback is short, specific and kind. It follows the same pattern for every group.</w:t>
+        <w:t>Feedback is short, specific and kind. It follows the same pattern for every presenter.</w:t>
       </w:r>
     </w:p>
     <w:tbl>
@@ -1964,9 +1954,9 @@
         <w:tblLook w:firstColumn="1" w:firstRow="1" w:lastColumn="0" w:lastRow="0" w:noHBand="0" w:noVBand="1" w:val="04A0"/>
       </w:tblPr>
       <w:tblGrid>
-        <w:gridCol w:w="1275"/>
-        <w:gridCol w:w="2202"/>
-        <w:gridCol w:w="5934"/>
+        <w:gridCol w:w="790"/>
+        <w:gridCol w:w="1389"/>
+        <w:gridCol w:w="7232"/>
       </w:tblGrid>
       <w:tr>
         <w:trPr>
@@ -1975,7 +1965,7 @@
         </w:trPr>
         <w:tc>
           <w:tcPr>
-            <w:tcW w:type="dxa" w:w="1276"/>
+            <w:tcW w:type="dxa" w:w="791"/>
             <w:tcBorders>
               <w:top w:val="single" w:sz="4" w:color="04242F"/>
               <w:left w:val="single" w:sz="4" w:color="04242F"/>
@@ -2001,7 +1991,7 @@
         </w:tc>
         <w:tc>
           <w:tcPr>
-            <w:tcW w:type="dxa" w:w="2202"/>
+            <w:tcW w:type="dxa" w:w="1389"/>
             <w:tcBorders>
               <w:top w:val="single" w:sz="4" w:color="04242F"/>
               <w:left w:val="single" w:sz="4" w:color="04242F"/>
@@ -2027,7 +2017,7 @@
         </w:tc>
         <w:tc>
           <w:tcPr>
-            <w:tcW w:type="dxa" w:w="5933"/>
+            <w:tcW w:type="dxa" w:w="7231"/>
             <w:tcBorders>
               <w:top w:val="single" w:sz="4" w:color="04242F"/>
               <w:left w:val="single" w:sz="4" w:color="04242F"/>
@@ -2058,7 +2048,7 @@
         </w:trPr>
         <w:tc>
           <w:tcPr>
-            <w:tcW w:type="dxa" w:w="1276"/>
+            <w:tcW w:type="dxa" w:w="791"/>
             <w:tcBorders>
               <w:top w:val="single" w:sz="4" w:color="D5DDE1"/>
               <w:left w:val="single" w:sz="4" w:color="D5DDE1"/>
@@ -2075,13 +2065,13 @@
               <w:rPr>
                 <w:sz w:val="19"/>
               </w:rPr>
-              <w:t>0:00–0:45</w:t>
+              <w:t>0:00 to 0:45</w:t>
             </w:r>
           </w:p>
         </w:tc>
         <w:tc>
           <w:tcPr>
-            <w:tcW w:type="dxa" w:w="2202"/>
+            <w:tcW w:type="dxa" w:w="1389"/>
             <w:tcBorders>
               <w:top w:val="single" w:sz="4" w:color="D5DDE1"/>
               <w:left w:val="single" w:sz="4" w:color="D5DDE1"/>
@@ -2099,19 +2089,19 @@
                 <w:b/>
                 <w:sz w:val="19"/>
               </w:rPr>
-              <w:t>One peer group</w:t>
+              <w:t>The class</w:t>
             </w:r>
             <w:r>
               <w:rPr>
                 <w:sz w:val="19"/>
               </w:rPr>
-              <w:t xml:space="preserve"> (rotating: Group 2 comments on Group 1, Group 3 on Group 2 … Group 1 on Group 5)</w:t>
+              <w:t>, in the chat</w:t>
             </w:r>
           </w:p>
         </w:tc>
         <w:tc>
           <w:tcPr>
-            <w:tcW w:type="dxa" w:w="5933"/>
+            <w:tcW w:type="dxa" w:w="7231"/>
             <w:tcBorders>
               <w:top w:val="single" w:sz="4" w:color="D5DDE1"/>
               <w:left w:val="single" w:sz="4" w:color="D5DDE1"/>
@@ -2135,7 +2125,7 @@
               <w:rPr>
                 <w:sz w:val="19"/>
               </w:rPr>
-              <w:t xml:space="preserve"> two specific things that were strong, one specific suggestion.</w:t>
+              <w:t xml:space="preserve"> participants type two specific things that were strong and one specific suggestion. The instructor reads out one or two.</w:t>
             </w:r>
           </w:p>
         </w:tc>
@@ -2146,7 +2136,7 @@
         </w:trPr>
         <w:tc>
           <w:tcPr>
-            <w:tcW w:type="dxa" w:w="1276"/>
+            <w:tcW w:type="dxa" w:w="791"/>
             <w:tcBorders>
               <w:top w:val="single" w:sz="4" w:color="D5DDE1"/>
               <w:left w:val="single" w:sz="4" w:color="D5DDE1"/>
@@ -2164,13 +2154,13 @@
               <w:rPr>
                 <w:sz w:val="19"/>
               </w:rPr>
-              <w:t>0:45–1:45</w:t>
+              <w:t>0:45 to 1:45</w:t>
             </w:r>
           </w:p>
         </w:tc>
         <w:tc>
           <w:tcPr>
-            <w:tcW w:type="dxa" w:w="2202"/>
+            <w:tcW w:type="dxa" w:w="1389"/>
             <w:tcBorders>
               <w:top w:val="single" w:sz="4" w:color="D5DDE1"/>
               <w:left w:val="single" w:sz="4" w:color="D5DDE1"/>
@@ -2195,7 +2185,7 @@
         </w:tc>
         <w:tc>
           <w:tcPr>
-            <w:tcW w:type="dxa" w:w="5933"/>
+            <w:tcW w:type="dxa" w:w="7231"/>
             <w:tcBorders>
               <w:top w:val="single" w:sz="4" w:color="D5DDE1"/>
               <w:left w:val="single" w:sz="4" w:color="D5DDE1"/>
@@ -2237,7 +2227,7 @@
         </w:trPr>
         <w:tc>
           <w:tcPr>
-            <w:tcW w:type="dxa" w:w="1276"/>
+            <w:tcW w:type="dxa" w:w="791"/>
             <w:tcBorders>
               <w:top w:val="single" w:sz="4" w:color="D5DDE1"/>
               <w:left w:val="single" w:sz="4" w:color="D5DDE1"/>
@@ -2253,13 +2243,13 @@
               <w:rPr>
                 <w:sz w:val="19"/>
               </w:rPr>
-              <w:t>1:45–2:00</w:t>
+              <w:t>1:45 to 2:00</w:t>
             </w:r>
           </w:p>
         </w:tc>
         <w:tc>
           <w:tcPr>
-            <w:tcW w:type="dxa" w:w="2202"/>
+            <w:tcW w:type="dxa" w:w="1389"/>
             <w:tcBorders>
               <w:top w:val="single" w:sz="4" w:color="D5DDE1"/>
               <w:left w:val="single" w:sz="4" w:color="D5DDE1"/>
@@ -2276,13 +2266,13 @@
                 <w:b/>
                 <w:sz w:val="19"/>
               </w:rPr>
-              <w:t>Presenting group</w:t>
+              <w:t>Presenter</w:t>
             </w:r>
           </w:p>
         </w:tc>
         <w:tc>
           <w:tcPr>
-            <w:tcW w:type="dxa" w:w="5933"/>
+            <w:tcW w:type="dxa" w:w="7231"/>
             <w:tcBorders>
               <w:top w:val="single" w:sz="4" w:color="D5DDE1"/>
               <w:left w:val="single" w:sz="4" w:color="D5DDE1"/>
@@ -2298,7 +2288,7 @@
               <w:rPr>
                 <w:sz w:val="19"/>
               </w:rPr>
-              <w:t>One-sentence reply or "thank you, we will take that on board". No defending.</w:t>
+              <w:t>One-sentence reply or "thank you, I will take that on board". No defending.</w:t>
             </w:r>
           </w:p>
         </w:tc>
@@ -2317,7 +2307,7 @@
         <w:t>Written feedback:</w:t>
       </w:r>
       <w:r>
-        <w:t xml:space="preserve"> during each presentation, the peer group and the instructors fill in the one-page feedback form at the end of </w:t>
+        <w:t xml:space="preserve"> during each presentation the instructor fills in the one-page feedback form at the end of </w:t>
       </w:r>
       <w:r>
         <w:rPr>
@@ -2328,7 +2318,7 @@
         <w:t>Proposal_Rubric.pdf</w:t>
       </w:r>
       <w:r>
-        <w:t>. Forms are handed to the presenting group at the end of the session so they can revise the written proposal.</w:t>
+        <w:t>. The instructor saves the chat after the block and sends each presenter their form and the class comments by email after the session, so they can use them when revising the written proposal.</w:t>
       </w:r>
     </w:p>
     <w:p>
@@ -2336,10 +2326,10 @@
         <w:rPr>
           <w:b/>
         </w:rPr>
-        <w:t>Good feedback is…</w:t>
+        <w:t>Good feedback is</w:t>
       </w:r>
       <w:r>
-        <w:t xml:space="preserve"> specific ("your exclusion criteria would remove most elderly patients") rather than general ("good job"), about the proposal rather than the people, and actionable ("add the time point to your primary outcome").</w:t>
+        <w:t xml:space="preserve"> specific ("your exclusion criteria would remove most elderly patients") rather than general ("good job"), about the proposal rather than the person, and actionable ("add the time point to your primary outcome").</w:t>
       </w:r>
     </w:p>
     <w:p>
@@ -2347,118 +2337,12 @@
         <w:pStyle w:val="Heading1"/>
       </w:pPr>
       <w:r>
-        <w:t>5. The 1-minute manuscript pitch (end of the block)</w:t>
+        <w:t>5. What about the manuscript?</w:t>
       </w:r>
     </w:p>
     <w:p>
       <w:r>
-        <w:t xml:space="preserve">After all five proposal presentations, each group's </w:t>
-      </w:r>
-      <w:r>
-        <w:rPr>
-          <w:b/>
-        </w:rPr>
-        <w:t>lead author</w:t>
-      </w:r>
-      <w:r>
-        <w:t xml:space="preserve"> (or another member) stands up for </w:t>
-      </w:r>
-      <w:r>
-        <w:rPr>
-          <w:b/>
-        </w:rPr>
-        <w:t>one minute</w:t>
-      </w:r>
-      <w:r>
-        <w:t>. No new slides are needed: the course lead shows one slide per group with the group number and question number, or the group shows its Table 1 or main figure.</w:t>
-      </w:r>
-    </w:p>
-    <w:p>
-      <w:r>
-        <w:t>Say three things, in this order:</w:t>
-      </w:r>
-    </w:p>
-    <w:p>
-      <w:pPr>
-        <w:tabs>
-          <w:tab w:pos="397" w:val="left"/>
-        </w:tabs>
-        <w:spacing w:after="60"/>
-        <w:ind w:left="397" w:hanging="397"/>
-      </w:pPr>
-      <w:r>
-        <w:rPr>
-          <w:b/>
-          <w:color w:val="055F56"/>
-        </w:rPr>
-        <w:t>1.</w:t>
-        <w:tab/>
-      </w:r>
-      <w:r>
-        <w:rPr>
-          <w:b/>
-        </w:rPr>
-        <w:t>Question:</w:t>
-      </w:r>
-      <w:r>
-        <w:t xml:space="preserve"> "In 600 simulated ICU patients with sepsis, we asked whether … was associated with …"</w:t>
-      </w:r>
-    </w:p>
-    <w:p>
-      <w:pPr>
-        <w:tabs>
-          <w:tab w:pos="397" w:val="left"/>
-        </w:tabs>
-        <w:spacing w:after="60"/>
-        <w:ind w:left="397" w:hanging="397"/>
-      </w:pPr>
-      <w:r>
-        <w:rPr>
-          <w:b/>
-          <w:color w:val="055F56"/>
-        </w:rPr>
-        <w:t>2.</w:t>
-        <w:tab/>
-      </w:r>
-      <w:r>
-        <w:rPr>
-          <w:b/>
-        </w:rPr>
-        <w:t>Main result:</w:t>
-      </w:r>
-      <w:r>
-        <w:t xml:space="preserve"> the main effect with its 95% CI, crude and adjusted if relevant ("adjusted OR 1.5, 95% CI …").</w:t>
-      </w:r>
-    </w:p>
-    <w:p>
-      <w:pPr>
-        <w:tabs>
-          <w:tab w:pos="397" w:val="left"/>
-        </w:tabs>
-        <w:spacing w:after="60"/>
-        <w:ind w:left="397" w:hanging="397"/>
-      </w:pPr>
-      <w:r>
-        <w:rPr>
-          <w:b/>
-          <w:color w:val="055F56"/>
-        </w:rPr>
-        <w:t>3.</w:t>
-        <w:tab/>
-      </w:r>
-      <w:r>
-        <w:rPr>
-          <w:b/>
-        </w:rPr>
-        <w:t>One-sentence conclusion</w:t>
-      </w:r>
-      <w:r>
-        <w:t xml:space="preserve"> in calibrated language, and the next step (peer-review swap).</w:t>
-      </w:r>
-    </w:p>
-    <w:p>
-      <w:r>
-        <w:t>The timekeeper shows the red card at 1:00. There is no feedback in the block: feedback on the manuscript comes through the peer-review swap (</w:t>
+        <w:t>The FLUID-ICU manuscript is not presented in Session 8. Each participant finishes their own draft as homework, and feedback comes through the individual peer review (</w:t>
       </w:r>
       <w:r>
         <w:rPr>
@@ -2469,7 +2353,7 @@
         <w:t>Peer_Review_Instructions.pdf</w:t>
       </w:r>
       <w:r>
-        <w:t xml:space="preserve">) and </w:t>
+        <w:t>) and the instructor's marking (</w:t>
       </w:r>
       <w:r>
         <w:rPr>
@@ -2480,7 +2364,7 @@
         <w:t>Manuscript_Rubric.pdf</w:t>
       </w:r>
       <w:r>
-        <w:t>. The pitch is not scored.</w:t>
+        <w:t>).</w:t>
       </w:r>
     </w:p>
     <w:sectPr>

--- a/en/files/assignments/Presentation_Guide.docx
+++ b/en/files/assignments/Presentation_Guide.docx
@@ -1327,7 +1327,7 @@
     </w:p>
     <w:p>
       <w:r>
-        <w:t xml:space="preserve">Use the course slide template if one is provided, or any plain template with a light background and dark text. Submit the slides with your written proposal (see </w:t>
+        <w:t xml:space="preserve">Use the course slide template if one is provided, or any plain template with a light background and dark text. Write the slides in English (Vietnamese if English is impossible for you) and submit them with your written proposal (see </w:t>
       </w:r>
       <w:r>
         <w:rPr>

--- a/en/files/assignments/Presentation_Guide.docx
+++ b/en/files/assignments/Presentation_Guide.docx
@@ -106,7 +106,7 @@
         <w:t>Content:</w:t>
       </w:r>
       <w:r>
-        <w:t xml:space="preserve"> your research proposal (individual product 1, your own question). The FLUID-ICU manuscript is not presented.</w:t>
+        <w:t xml:space="preserve"> your research proposal, on your own question. Your second product is not presented.</w:t>
       </w:r>
     </w:p>
     <w:p>
@@ -484,7 +484,7 @@
         <w:rPr>
           <w:b/>
         </w:rPr>
-        <w:t>Choosing presenters. Volunteers tell the course lead by the Wednesday before Session 8. If more than 5 volunteer, the course lead picks 5 that show a range of designs and professions and lets the others know. If fewer volunteer, the instructor may invite participants whose proposals would be useful for the class to see.</w:t>
+        <w:t>Choosing presenters. Volunteers email the course lead (myluong1710@gmail.com) by the Wednesday before Session 8. If more than 5 volunteer, the course lead picks 5 that show a range of designs and professions and lets the others know. If fewer volunteer, the instructor may invite participants whose proposals would be useful for the class to see.</w:t>
       </w:r>
       <w:r/>
     </w:p>
@@ -1327,7 +1327,29 @@
     </w:p>
     <w:p>
       <w:r>
-        <w:t xml:space="preserve">Use the course slide template if one is provided, or any plain template with a light background and dark text. Write the slides in English (Vietnamese if English is impossible for you) and submit them with your written proposal (see </w:t>
+        <w:t xml:space="preserve">Use any plain template with a light background and dark text. Write the slides in English (Vietnamese if English is impossible for you). Name the file </w:t>
+      </w:r>
+      <w:r>
+        <w:rPr>
+          <w:rFonts w:ascii="Consolas" w:hAnsi="Consolas" w:cs="Consolas" w:eastAsia="Consolas"/>
+          <w:color w:val="0B376C"/>
+          <w:sz w:val="19"/>
+        </w:rPr>
+        <w:t>Surname_Firstname_slides.pptx</w:t>
+      </w:r>
+      <w:r>
+        <w:t xml:space="preserve"> (or </w:t>
+      </w:r>
+      <w:r>
+        <w:rPr>
+          <w:rFonts w:ascii="Consolas" w:hAnsi="Consolas" w:cs="Consolas" w:eastAsia="Consolas"/>
+          <w:color w:val="0B376C"/>
+          <w:sz w:val="19"/>
+        </w:rPr>
+        <w:t>.pdf</w:t>
+      </w:r>
+      <w:r>
+        <w:t xml:space="preserve">) and email it with your written proposal to myluong1710@gmail.com before 19:30 on the day of Session 8 (see </w:t>
       </w:r>
       <w:r>
         <w:rPr>
@@ -1529,18 +1551,7 @@
         <w:pStyle w:val="ListBullet"/>
       </w:pPr>
       <w:r>
-        <w:t xml:space="preserve">Send the file to the course lead before Session 8 (see </w:t>
-      </w:r>
-      <w:r>
-        <w:rPr>
-          <w:rFonts w:ascii="Consolas" w:hAnsi="Consolas" w:cs="Consolas" w:eastAsia="Consolas"/>
-          <w:color w:val="0B376C"/>
-          <w:sz w:val="19"/>
-        </w:rPr>
-        <w:t>Proposal_Brief.pdf</w:t>
-      </w:r>
-      <w:r>
-        <w:t>). The course lead keeps a copy and can share it for you if your connection fails.</w:t>
+        <w:t>The course lead keeps the copy you sent and can share it for you if your connection fails.</w:t>
       </w:r>
     </w:p>
     <w:p>
@@ -1954,9 +1965,9 @@
         <w:tblLook w:firstColumn="1" w:firstRow="1" w:lastColumn="0" w:lastRow="0" w:noHBand="0" w:noVBand="1" w:val="04A0"/>
       </w:tblPr>
       <w:tblGrid>
-        <w:gridCol w:w="790"/>
-        <w:gridCol w:w="1389"/>
-        <w:gridCol w:w="7232"/>
+        <w:gridCol w:w="786"/>
+        <w:gridCol w:w="1729"/>
+        <w:gridCol w:w="6896"/>
       </w:tblGrid>
       <w:tr>
         <w:trPr>
@@ -1965,7 +1976,7 @@
         </w:trPr>
         <w:tc>
           <w:tcPr>
-            <w:tcW w:type="dxa" w:w="791"/>
+            <w:tcW w:type="dxa" w:w="786"/>
             <w:tcBorders>
               <w:top w:val="single" w:sz="4" w:color="04242F"/>
               <w:left w:val="single" w:sz="4" w:color="04242F"/>
@@ -1991,7 +2002,7 @@
         </w:tc>
         <w:tc>
           <w:tcPr>
-            <w:tcW w:type="dxa" w:w="1389"/>
+            <w:tcW w:type="dxa" w:w="1729"/>
             <w:tcBorders>
               <w:top w:val="single" w:sz="4" w:color="04242F"/>
               <w:left w:val="single" w:sz="4" w:color="04242F"/>
@@ -2017,7 +2028,7 @@
         </w:tc>
         <w:tc>
           <w:tcPr>
-            <w:tcW w:type="dxa" w:w="7231"/>
+            <w:tcW w:type="dxa" w:w="6896"/>
             <w:tcBorders>
               <w:top w:val="single" w:sz="4" w:color="04242F"/>
               <w:left w:val="single" w:sz="4" w:color="04242F"/>
@@ -2048,7 +2059,7 @@
         </w:trPr>
         <w:tc>
           <w:tcPr>
-            <w:tcW w:type="dxa" w:w="791"/>
+            <w:tcW w:type="dxa" w:w="786"/>
             <w:tcBorders>
               <w:top w:val="single" w:sz="4" w:color="D5DDE1"/>
               <w:left w:val="single" w:sz="4" w:color="D5DDE1"/>
@@ -2071,7 +2082,7 @@
         </w:tc>
         <w:tc>
           <w:tcPr>
-            <w:tcW w:type="dxa" w:w="1389"/>
+            <w:tcW w:type="dxa" w:w="1729"/>
             <w:tcBorders>
               <w:top w:val="single" w:sz="4" w:color="D5DDE1"/>
               <w:left w:val="single" w:sz="4" w:color="D5DDE1"/>
@@ -2089,19 +2100,19 @@
                 <w:b/>
                 <w:sz w:val="19"/>
               </w:rPr>
-              <w:t>The class</w:t>
+              <w:t>Two participants</w:t>
             </w:r>
             <w:r>
               <w:rPr>
                 <w:sz w:val="19"/>
               </w:rPr>
-              <w:t>, in the chat</w:t>
+              <w:t>, microphone on</w:t>
             </w:r>
           </w:p>
         </w:tc>
         <w:tc>
           <w:tcPr>
-            <w:tcW w:type="dxa" w:w="7231"/>
+            <w:tcW w:type="dxa" w:w="6896"/>
             <w:tcBorders>
               <w:top w:val="single" w:sz="4" w:color="D5DDE1"/>
               <w:left w:val="single" w:sz="4" w:color="D5DDE1"/>
@@ -2125,7 +2136,7 @@
               <w:rPr>
                 <w:sz w:val="19"/>
               </w:rPr>
-              <w:t xml:space="preserve"> participants type two specific things that were strong and one specific suggestion. The instructor reads out one or two.</w:t>
+              <w:t xml:space="preserve"> two specific things that were strong and one specific suggestion. Others may type theirs in the chat.</w:t>
             </w:r>
           </w:p>
         </w:tc>
@@ -2136,7 +2147,7 @@
         </w:trPr>
         <w:tc>
           <w:tcPr>
-            <w:tcW w:type="dxa" w:w="791"/>
+            <w:tcW w:type="dxa" w:w="786"/>
             <w:tcBorders>
               <w:top w:val="single" w:sz="4" w:color="D5DDE1"/>
               <w:left w:val="single" w:sz="4" w:color="D5DDE1"/>
@@ -2160,7 +2171,7 @@
         </w:tc>
         <w:tc>
           <w:tcPr>
-            <w:tcW w:type="dxa" w:w="1389"/>
+            <w:tcW w:type="dxa" w:w="1729"/>
             <w:tcBorders>
               <w:top w:val="single" w:sz="4" w:color="D5DDE1"/>
               <w:left w:val="single" w:sz="4" w:color="D5DDE1"/>
@@ -2185,7 +2196,7 @@
         </w:tc>
         <w:tc>
           <w:tcPr>
-            <w:tcW w:type="dxa" w:w="7231"/>
+            <w:tcW w:type="dxa" w:w="6896"/>
             <w:tcBorders>
               <w:top w:val="single" w:sz="4" w:color="D5DDE1"/>
               <w:left w:val="single" w:sz="4" w:color="D5DDE1"/>
@@ -2227,7 +2238,7 @@
         </w:trPr>
         <w:tc>
           <w:tcPr>
-            <w:tcW w:type="dxa" w:w="791"/>
+            <w:tcW w:type="dxa" w:w="786"/>
             <w:tcBorders>
               <w:top w:val="single" w:sz="4" w:color="D5DDE1"/>
               <w:left w:val="single" w:sz="4" w:color="D5DDE1"/>
@@ -2249,7 +2260,7 @@
         </w:tc>
         <w:tc>
           <w:tcPr>
-            <w:tcW w:type="dxa" w:w="1389"/>
+            <w:tcW w:type="dxa" w:w="1729"/>
             <w:tcBorders>
               <w:top w:val="single" w:sz="4" w:color="D5DDE1"/>
               <w:left w:val="single" w:sz="4" w:color="D5DDE1"/>
@@ -2272,7 +2283,7 @@
         </w:tc>
         <w:tc>
           <w:tcPr>
-            <w:tcW w:type="dxa" w:w="7231"/>
+            <w:tcW w:type="dxa" w:w="6896"/>
             <w:tcBorders>
               <w:top w:val="single" w:sz="4" w:color="D5DDE1"/>
               <w:left w:val="single" w:sz="4" w:color="D5DDE1"/>
@@ -2337,34 +2348,12 @@
         <w:pStyle w:val="Heading1"/>
       </w:pPr>
       <w:r>
-        <w:t>5. What about the manuscript?</w:t>
+        <w:t>5. What about the second product?</w:t>
       </w:r>
     </w:p>
     <w:p>
       <w:r>
-        <w:t>The FLUID-ICU manuscript is not presented in Session 8. Each participant finishes their own draft as homework, and feedback comes through the individual peer review (</w:t>
-      </w:r>
-      <w:r>
-        <w:rPr>
-          <w:rFonts w:ascii="Consolas" w:hAnsi="Consolas" w:cs="Consolas" w:eastAsia="Consolas"/>
-          <w:color w:val="0B376C"/>
-          <w:sz w:val="19"/>
-        </w:rPr>
-        <w:t>Peer_Review_Instructions.pdf</w:t>
-      </w:r>
-      <w:r>
-        <w:t>) and the instructor's marking (</w:t>
-      </w:r>
-      <w:r>
-        <w:rPr>
-          <w:rFonts w:ascii="Consolas" w:hAnsi="Consolas" w:cs="Consolas" w:eastAsia="Consolas"/>
-          <w:color w:val="0B376C"/>
-          <w:sz w:val="19"/>
-        </w:rPr>
-        <w:t>Manuscript_Rubric.pdf</w:t>
-      </w:r>
-      <w:r>
-        <w:t>).</w:t>
+        <w:t>Your second product is not presented in Session 8. It is described in the manuscript brief shared in Session 6.</w:t>
       </w:r>
     </w:p>
     <w:sectPr>

--- a/en/files/assignments/Presentation_Guide.docx
+++ b/en/files/assignments/Presentation_Guide.docx
@@ -484,7 +484,7 @@
         <w:rPr>
           <w:b/>
         </w:rPr>
-        <w:t>Choosing presenters. Volunteers email the course lead (myluong1710@gmail.com) by the Wednesday before Session 8. If more than 5 volunteer, the course lead picks 5 that show a range of designs and professions and lets the others know. If fewer volunteer, the instructor may invite participants whose proposals would be useful for the class to see.</w:t>
+        <w:t>Choosing presenters. Volunteers email the course lead (myluong1710@gmail.com) by Wednesday 16 December. If more than 5 volunteer, the course lead picks 5 that show a range of designs and professions and lets the others know. If fewer volunteer, the instructor may invite participants whose proposals would be useful for the class to see.</w:t>
       </w:r>
       <w:r/>
     </w:p>
@@ -494,11 +494,6 @@
       </w:pPr>
       <w:r>
         <w:t>1. The six slides (everyone)</w:t>
-      </w:r>
-    </w:p>
-    <w:p>
-      <w:r>
-        <w:t>One slide is about one minute. Slide 1 is quick, which leaves a little extra time for slides 3 and 4.</w:t>
       </w:r>
     </w:p>
     <w:tbl>
@@ -1349,18 +1344,7 @@
         <w:t>.pdf</w:t>
       </w:r>
       <w:r>
-        <w:t xml:space="preserve">) and email it with your written proposal to myluong1710@gmail.com before 19:30 on the day of Session 8 (see </w:t>
-      </w:r>
-      <w:r>
-        <w:rPr>
-          <w:rFonts w:ascii="Consolas" w:hAnsi="Consolas" w:cs="Consolas" w:eastAsia="Consolas"/>
-          <w:color w:val="0B376C"/>
-          <w:sz w:val="19"/>
-        </w:rPr>
-        <w:t>Proposal_Brief.pdf</w:t>
-      </w:r>
-      <w:r>
-        <w:t>).</w:t>
+        <w:t>) and email it with your written proposal to myluong1710@gmail.com before 19:30 on Saturday 19 December 2026 (Session 8).</w:t>
       </w:r>
     </w:p>
     <w:p>
@@ -1407,7 +1391,7 @@
         <w:t>Maximum ~6 short lines</w:t>
       </w:r>
       <w:r>
-        <w:t xml:space="preserve"> per slide, at least 24-point font. Many people watch on a laptop or phone: if you need to read it, they cannot.</w:t>
+        <w:t xml:space="preserve"> per slide, at least 24-point font.</w:t>
       </w:r>
     </w:p>
     <w:p>
@@ -1524,7 +1508,7 @@
         <w:pStyle w:val="ListBullet"/>
       </w:pPr>
       <w:r>
-        <w:t>Avoid jargon you could not explain to a new colleague. Plain language is a strength.</w:t>
+        <w:t>Avoid jargon you could not explain to a new colleague.</w:t>
       </w:r>
     </w:p>
     <w:p>
@@ -1935,7 +1919,7 @@
         <w:t>6:30</w:t>
       </w:r>
       <w:r>
-        <w:t xml:space="preserve"> the chair stops the presentation politely, even mid-slide. Keeping to time is part of the rubric and protects the feedback time of every presenter, because the whole block has no spare minutes.</w:t>
+        <w:t xml:space="preserve"> the chair stops the presentation politely, even mid-slide. Keeping to time is part of the rubric.</w:t>
       </w:r>
     </w:p>
     <w:p>
@@ -1948,7 +1932,7 @@
     </w:p>
     <w:p>
       <w:r>
-        <w:t>Feedback is short, specific and kind. It follows the same pattern for every presenter.</w:t>
+        <w:t>Feedback is short, specific and kind.</w:t>
       </w:r>
     </w:p>
     <w:tbl>
@@ -1965,9 +1949,9 @@
         <w:tblLook w:firstColumn="1" w:firstRow="1" w:lastColumn="0" w:lastRow="0" w:noHBand="0" w:noVBand="1" w:val="04A0"/>
       </w:tblPr>
       <w:tblGrid>
-        <w:gridCol w:w="786"/>
+        <w:gridCol w:w="822"/>
         <w:gridCol w:w="1729"/>
-        <w:gridCol w:w="6896"/>
+        <w:gridCol w:w="6860"/>
       </w:tblGrid>
       <w:tr>
         <w:trPr>
@@ -1976,7 +1960,7 @@
         </w:trPr>
         <w:tc>
           <w:tcPr>
-            <w:tcW w:type="dxa" w:w="786"/>
+            <w:tcW w:type="dxa" w:w="823"/>
             <w:tcBorders>
               <w:top w:val="single" w:sz="4" w:color="04242F"/>
               <w:left w:val="single" w:sz="4" w:color="04242F"/>
@@ -2028,7 +2012,7 @@
         </w:tc>
         <w:tc>
           <w:tcPr>
-            <w:tcW w:type="dxa" w:w="6896"/>
+            <w:tcW w:type="dxa" w:w="6859"/>
             <w:tcBorders>
               <w:top w:val="single" w:sz="4" w:color="04242F"/>
               <w:left w:val="single" w:sz="4" w:color="04242F"/>
@@ -2059,7 +2043,7 @@
         </w:trPr>
         <w:tc>
           <w:tcPr>
-            <w:tcW w:type="dxa" w:w="786"/>
+            <w:tcW w:type="dxa" w:w="823"/>
             <w:tcBorders>
               <w:top w:val="single" w:sz="4" w:color="D5DDE1"/>
               <w:left w:val="single" w:sz="4" w:color="D5DDE1"/>
@@ -2112,7 +2096,7 @@
         </w:tc>
         <w:tc>
           <w:tcPr>
-            <w:tcW w:type="dxa" w:w="6896"/>
+            <w:tcW w:type="dxa" w:w="6859"/>
             <w:tcBorders>
               <w:top w:val="single" w:sz="4" w:color="D5DDE1"/>
               <w:left w:val="single" w:sz="4" w:color="D5DDE1"/>
@@ -2127,16 +2111,9 @@
             </w:pPr>
             <w:r>
               <w:rPr>
-                <w:b/>
                 <w:sz w:val="19"/>
               </w:rPr>
-              <w:t>Two stars and a wish:</w:t>
-            </w:r>
-            <w:r>
-              <w:rPr>
-                <w:sz w:val="19"/>
-              </w:rPr>
-              <w:t xml:space="preserve"> two specific things that were strong and one specific suggestion. Others may type theirs in the chat.</w:t>
+              <w:t>Two specific things that were strong and one specific suggestion. Others may type theirs in the chat.</w:t>
             </w:r>
           </w:p>
         </w:tc>
@@ -2147,7 +2124,7 @@
         </w:trPr>
         <w:tc>
           <w:tcPr>
-            <w:tcW w:type="dxa" w:w="786"/>
+            <w:tcW w:type="dxa" w:w="823"/>
             <w:tcBorders>
               <w:top w:val="single" w:sz="4" w:color="D5DDE1"/>
               <w:left w:val="single" w:sz="4" w:color="D5DDE1"/>
@@ -2196,7 +2173,7 @@
         </w:tc>
         <w:tc>
           <w:tcPr>
-            <w:tcW w:type="dxa" w:w="6896"/>
+            <w:tcW w:type="dxa" w:w="6859"/>
             <w:tcBorders>
               <w:top w:val="single" w:sz="4" w:color="D5DDE1"/>
               <w:left w:val="single" w:sz="4" w:color="D5DDE1"/>
@@ -2238,7 +2215,7 @@
         </w:trPr>
         <w:tc>
           <w:tcPr>
-            <w:tcW w:type="dxa" w:w="786"/>
+            <w:tcW w:type="dxa" w:w="823"/>
             <w:tcBorders>
               <w:top w:val="single" w:sz="4" w:color="D5DDE1"/>
               <w:left w:val="single" w:sz="4" w:color="D5DDE1"/>
@@ -2283,7 +2260,7 @@
         </w:tc>
         <w:tc>
           <w:tcPr>
-            <w:tcW w:type="dxa" w:w="6896"/>
+            <w:tcW w:type="dxa" w:w="6859"/>
             <w:tcBorders>
               <w:top w:val="single" w:sz="4" w:color="D5DDE1"/>
               <w:left w:val="single" w:sz="4" w:color="D5DDE1"/>
@@ -2329,7 +2306,7 @@
         <w:t>Proposal_Rubric.pdf</w:t>
       </w:r>
       <w:r>
-        <w:t>. The instructor saves the chat after the block and sends each presenter their form and the class comments by email after the session, so they can use them when revising the written proposal.</w:t>
+        <w:t>. The instructor saves the chat after the block and sends each presenter their form and the class comments by email after the session.</w:t>
       </w:r>
     </w:p>
     <w:p>

--- a/en/files/assignments/Presentation_Guide.docx
+++ b/en/files/assignments/Presentation_Guide.docx
@@ -484,7 +484,7 @@
         <w:rPr>
           <w:b/>
         </w:rPr>
-        <w:t>Choosing presenters. Volunteers email the course lead (myluong1710@gmail.com) by Wednesday 16 December. If more than 5 volunteer, the course lead picks 5 that show a range of designs and professions and lets the others know. If fewer volunteer, the instructor may invite participants whose proposals would be useful for the class to see.</w:t>
+        <w:t>Choosing presenters. Volunteers email the instructor (myluong1710@gmail.com) by Wednesday 16 December. If more than 5 volunteer, the instructor picks 5 that show a range of designs and professions and lets the others know. If fewer volunteer, the instructor may invite participants whose proposals would be useful for the class to see.</w:t>
       </w:r>
       <w:r/>
     </w:p>
@@ -1535,7 +1535,7 @@
         <w:pStyle w:val="ListBullet"/>
       </w:pPr>
       <w:r>
-        <w:t>The course lead keeps the copy you sent and can share it for you if your connection fails.</w:t>
+        <w:t>The instructor keeps the copy you sent and can share it for you if your connection fails.</w:t>
       </w:r>
     </w:p>
     <w:p>
